--- a/lab01/docs/otchet_lab01.docx
+++ b/lab01/docs/otchet_lab01.docx
@@ -164,15 +164,7 @@
     <w:tbl>
       <w:tblPr>
         <w:tblW w:type="dxa" w:w="9355"/>
-        <w:tblLayout w:type="fixed"/>
-        <w:tblLook w:firstColumn="1" w:firstRow="1" w:lastColumn="0" w:lastRow="0" w:noHBand="0" w:noVBand="1" w:val="04A0"/>
         <w:tblInd w:w="100" w:type="dxa"/>
-        <w:tblCellMar>
-          <w:top w:w="70" w:type="dxa"/>
-          <w:bottom w:w="70" w:type="dxa"/>
-          <w:start w:w="100" w:type="dxa"/>
-          <w:end w:w="100" w:type="dxa"/>
-        </w:tblCellMar>
         <w:tblBorders>
           <w:top w:val="single" w:sz="4" w:color="A0A0A0"/>
           <w:left w:val="single" w:sz="4" w:color="A0A0A0"/>
@@ -181,6 +173,14 @@
           <w:insideH w:val="single" w:sz="4" w:color="A0A0A0"/>
           <w:insideV w:val="single" w:sz="4" w:color="A0A0A0"/>
         </w:tblBorders>
+        <w:tblLayout w:type="fixed"/>
+        <w:tblCellMar>
+          <w:top w:w="70" w:type="dxa"/>
+          <w:start w:w="100" w:type="dxa"/>
+          <w:bottom w:w="70" w:type="dxa"/>
+          <w:end w:w="100" w:type="dxa"/>
+        </w:tblCellMar>
+        <w:tblLook w:firstColumn="1" w:firstRow="1" w:lastColumn="0" w:lastRow="0" w:noHBand="0" w:noVBand="1" w:val="04A0"/>
       </w:tblPr>
       <w:tblGrid>
         <w:gridCol w:w="2400"/>
@@ -194,7 +194,7 @@
         <w:tc>
           <w:tcPr>
             <w:tcW w:type="dxa" w:w="2400"/>
-            <w:shd w:fill="F2F2F2"/>
+            <w:shd w:val="clear" w:fill="F2F2F2"/>
           </w:tcPr>
           <w:p>
             <w:pPr>
@@ -211,7 +211,7 @@
         <w:tc>
           <w:tcPr>
             <w:tcW w:type="dxa" w:w="6955"/>
-            <w:shd w:fill="F2F2F2"/>
+            <w:shd w:val="clear" w:fill="F2F2F2"/>
           </w:tcPr>
           <w:p>
             <w:pPr>
@@ -633,15 +633,7 @@
     <w:tbl>
       <w:tblPr>
         <w:tblW w:type="dxa" w:w="9355"/>
-        <w:tblLayout w:type="fixed"/>
-        <w:tblLook w:firstColumn="1" w:firstRow="1" w:lastColumn="0" w:lastRow="0" w:noHBand="0" w:noVBand="1" w:val="04A0"/>
         <w:tblInd w:w="100" w:type="dxa"/>
-        <w:tblCellMar>
-          <w:top w:w="70" w:type="dxa"/>
-          <w:bottom w:w="70" w:type="dxa"/>
-          <w:start w:w="100" w:type="dxa"/>
-          <w:end w:w="100" w:type="dxa"/>
-        </w:tblCellMar>
         <w:tblBorders>
           <w:top w:val="single" w:sz="4" w:color="A0A0A0"/>
           <w:left w:val="single" w:sz="4" w:color="A0A0A0"/>
@@ -650,6 +642,14 @@
           <w:insideH w:val="single" w:sz="4" w:color="A0A0A0"/>
           <w:insideV w:val="single" w:sz="4" w:color="A0A0A0"/>
         </w:tblBorders>
+        <w:tblLayout w:type="fixed"/>
+        <w:tblCellMar>
+          <w:top w:w="70" w:type="dxa"/>
+          <w:start w:w="100" w:type="dxa"/>
+          <w:bottom w:w="70" w:type="dxa"/>
+          <w:end w:w="100" w:type="dxa"/>
+        </w:tblCellMar>
+        <w:tblLook w:firstColumn="1" w:firstRow="1" w:lastColumn="0" w:lastRow="0" w:noHBand="0" w:noVBand="1" w:val="04A0"/>
       </w:tblPr>
       <w:tblGrid>
         <w:gridCol w:w="1300"/>
@@ -666,7 +666,7 @@
         <w:tc>
           <w:tcPr>
             <w:tcW w:type="dxa" w:w="1300"/>
-            <w:shd w:fill="F2F2F2"/>
+            <w:shd w:val="clear" w:fill="F2F2F2"/>
           </w:tcPr>
           <w:p>
             <w:pPr>
@@ -683,7 +683,7 @@
         <w:tc>
           <w:tcPr>
             <w:tcW w:type="dxa" w:w="1500"/>
-            <w:shd w:fill="F2F2F2"/>
+            <w:shd w:val="clear" w:fill="F2F2F2"/>
           </w:tcPr>
           <w:p>
             <w:pPr>
@@ -700,7 +700,7 @@
         <w:tc>
           <w:tcPr>
             <w:tcW w:type="dxa" w:w="2100"/>
-            <w:shd w:fill="F2F2F2"/>
+            <w:shd w:val="clear" w:fill="F2F2F2"/>
           </w:tcPr>
           <w:p>
             <w:pPr>
@@ -717,7 +717,7 @@
         <w:tc>
           <w:tcPr>
             <w:tcW w:type="dxa" w:w="1900"/>
-            <w:shd w:fill="F2F2F2"/>
+            <w:shd w:val="clear" w:fill="F2F2F2"/>
           </w:tcPr>
           <w:p>
             <w:pPr>
@@ -734,7 +734,7 @@
         <w:tc>
           <w:tcPr>
             <w:tcW w:type="dxa" w:w="2555"/>
-            <w:shd w:fill="F2F2F2"/>
+            <w:shd w:val="clear" w:fill="F2F2F2"/>
           </w:tcPr>
           <w:p>
             <w:pPr>
@@ -986,7 +986,7 @@
     </w:p>
     <w:p>
       <w:r>
-        <w:t>Ниже приведён основной файл проекта с расширенными русскими комментариями. Исполняемые строки совпадают с src/main.rs. Комментарии поясняют назначение данных, порядок систем и работу со ссылками на материалы; отдельный учебный разбор находится в razbor.md.</w:t>
+        <w:t>Ниже приведён основной файл проекта с расширенными русскими комментариями. Исполняемые строки совпадают с src/main.rs. Комментарии поясняют назначение данных, порядок систем и работу со ссылками на материалы; отдельный учебный разбор находится в razbor_lab01.md.</w:t>
       </w:r>
     </w:p>
     <w:p>
@@ -2766,15 +2766,7 @@
     <w:tbl>
       <w:tblPr>
         <w:tblW w:type="dxa" w:w="9355"/>
-        <w:tblLayout w:type="fixed"/>
-        <w:tblLook w:firstColumn="1" w:firstRow="1" w:lastColumn="0" w:lastRow="0" w:noHBand="0" w:noVBand="1" w:val="04A0"/>
         <w:tblInd w:w="100" w:type="dxa"/>
-        <w:tblCellMar>
-          <w:top w:w="70" w:type="dxa"/>
-          <w:bottom w:w="70" w:type="dxa"/>
-          <w:start w:w="100" w:type="dxa"/>
-          <w:end w:w="100" w:type="dxa"/>
-        </w:tblCellMar>
         <w:tblBorders>
           <w:top w:val="single" w:sz="4" w:color="A0A0A0"/>
           <w:left w:val="single" w:sz="4" w:color="A0A0A0"/>
@@ -2783,6 +2775,14 @@
           <w:insideH w:val="single" w:sz="4" w:color="A0A0A0"/>
           <w:insideV w:val="single" w:sz="4" w:color="A0A0A0"/>
         </w:tblBorders>
+        <w:tblLayout w:type="fixed"/>
+        <w:tblCellMar>
+          <w:top w:w="70" w:type="dxa"/>
+          <w:start w:w="100" w:type="dxa"/>
+          <w:bottom w:w="70" w:type="dxa"/>
+          <w:end w:w="100" w:type="dxa"/>
+        </w:tblCellMar>
+        <w:tblLook w:firstColumn="1" w:firstRow="1" w:lastColumn="0" w:lastRow="0" w:noHBand="0" w:noVBand="1" w:val="04A0"/>
       </w:tblPr>
       <w:tblGrid>
         <w:gridCol w:w="1800"/>
@@ -2796,7 +2796,7 @@
         <w:tc>
           <w:tcPr>
             <w:tcW w:type="dxa" w:w="1800"/>
-            <w:shd w:fill="F2F2F2"/>
+            <w:shd w:val="clear" w:fill="F2F2F2"/>
           </w:tcPr>
           <w:p>
             <w:pPr>
@@ -2813,7 +2813,7 @@
         <w:tc>
           <w:tcPr>
             <w:tcW w:type="dxa" w:w="7555"/>
-            <w:shd w:fill="F2F2F2"/>
+            <w:shd w:val="clear" w:fill="F2F2F2"/>
           </w:tcPr>
           <w:p>
             <w:pPr>
@@ -3141,15 +3141,7 @@
     <w:tbl>
       <w:tblPr>
         <w:tblW w:type="dxa" w:w="9355"/>
-        <w:tblLayout w:type="fixed"/>
-        <w:tblLook w:firstColumn="1" w:firstRow="1" w:lastColumn="0" w:lastRow="0" w:noHBand="0" w:noVBand="1" w:val="04A0"/>
         <w:tblInd w:w="100" w:type="dxa"/>
-        <w:tblCellMar>
-          <w:top w:w="70" w:type="dxa"/>
-          <w:bottom w:w="70" w:type="dxa"/>
-          <w:start w:w="100" w:type="dxa"/>
-          <w:end w:w="100" w:type="dxa"/>
-        </w:tblCellMar>
         <w:tblBorders>
           <w:top w:val="single" w:sz="4" w:color="A0A0A0"/>
           <w:left w:val="single" w:sz="4" w:color="A0A0A0"/>
@@ -3158,6 +3150,14 @@
           <w:insideH w:val="single" w:sz="4" w:color="A0A0A0"/>
           <w:insideV w:val="single" w:sz="4" w:color="A0A0A0"/>
         </w:tblBorders>
+        <w:tblLayout w:type="fixed"/>
+        <w:tblCellMar>
+          <w:top w:w="70" w:type="dxa"/>
+          <w:start w:w="100" w:type="dxa"/>
+          <w:bottom w:w="70" w:type="dxa"/>
+          <w:end w:w="100" w:type="dxa"/>
+        </w:tblCellMar>
+        <w:tblLook w:firstColumn="1" w:firstRow="1" w:lastColumn="0" w:lastRow="0" w:noHBand="0" w:noVBand="1" w:val="04A0"/>
       </w:tblPr>
       <w:tblGrid>
         <w:gridCol w:w="4600"/>
@@ -3171,7 +3171,7 @@
         <w:tc>
           <w:tcPr>
             <w:tcW w:type="dxa" w:w="4600"/>
-            <w:shd w:fill="F2F2F2"/>
+            <w:shd w:val="clear" w:fill="F2F2F2"/>
           </w:tcPr>
           <w:p>
             <w:pPr>
@@ -3188,7 +3188,7 @@
         <w:tc>
           <w:tcPr>
             <w:tcW w:type="dxa" w:w="4755"/>
-            <w:shd w:fill="F2F2F2"/>
+            <w:shd w:val="clear" w:fill="F2F2F2"/>
           </w:tcPr>
           <w:p>
             <w:pPr>
@@ -3386,15 +3386,7 @@
     <w:tbl>
       <w:tblPr>
         <w:tblW w:type="dxa" w:w="9355"/>
-        <w:tblLayout w:type="fixed"/>
-        <w:tblLook w:firstColumn="1" w:firstRow="1" w:lastColumn="0" w:lastRow="0" w:noHBand="0" w:noVBand="1" w:val="04A0"/>
         <w:tblInd w:w="100" w:type="dxa"/>
-        <w:tblCellMar>
-          <w:top w:w="70" w:type="dxa"/>
-          <w:bottom w:w="70" w:type="dxa"/>
-          <w:start w:w="100" w:type="dxa"/>
-          <w:end w:w="100" w:type="dxa"/>
-        </w:tblCellMar>
         <w:tblBorders>
           <w:top w:val="single" w:sz="4" w:color="A0A0A0"/>
           <w:left w:val="single" w:sz="4" w:color="A0A0A0"/>
@@ -3403,6 +3395,14 @@
           <w:insideH w:val="single" w:sz="4" w:color="A0A0A0"/>
           <w:insideV w:val="single" w:sz="4" w:color="A0A0A0"/>
         </w:tblBorders>
+        <w:tblLayout w:type="fixed"/>
+        <w:tblCellMar>
+          <w:top w:w="70" w:type="dxa"/>
+          <w:start w:w="100" w:type="dxa"/>
+          <w:bottom w:w="70" w:type="dxa"/>
+          <w:end w:w="100" w:type="dxa"/>
+        </w:tblCellMar>
+        <w:tblLook w:firstColumn="1" w:firstRow="1" w:lastColumn="0" w:lastRow="0" w:noHBand="0" w:noVBand="1" w:val="04A0"/>
       </w:tblPr>
       <w:tblGrid>
         <w:gridCol w:w="2000"/>
@@ -3417,7 +3417,7 @@
         <w:tc>
           <w:tcPr>
             <w:tcW w:type="dxa" w:w="2000"/>
-            <w:shd w:fill="F2F2F2"/>
+            <w:shd w:val="clear" w:fill="F2F2F2"/>
           </w:tcPr>
           <w:p>
             <w:pPr>
@@ -3434,7 +3434,7 @@
         <w:tc>
           <w:tcPr>
             <w:tcW w:type="dxa" w:w="3677"/>
-            <w:shd w:fill="F2F2F2"/>
+            <w:shd w:val="clear" w:fill="F2F2F2"/>
           </w:tcPr>
           <w:p>
             <w:pPr>
@@ -3451,7 +3451,7 @@
         <w:tc>
           <w:tcPr>
             <w:tcW w:type="dxa" w:w="3678"/>
-            <w:shd w:fill="F2F2F2"/>
+            <w:shd w:val="clear" w:fill="F2F2F2"/>
           </w:tcPr>
           <w:p>
             <w:pPr>
